--- a/doc/Ready/cc_otzyv.docx
+++ b/doc/Ready/cc_otzyv.docx
@@ -227,10 +227,7 @@
               <w:pStyle w:val="TableText"/>
             </w:pPr>
             <w:r>
-              <w:t xml:space="preserve">09.02.07 Информационные системы и </w:t>
-            </w:r>
-            <w:r>
-              <w:t>программирование</w:t>
+              <w:t>09.02.07 Информационные системы и программирование</w:t>
             </w:r>
           </w:p>
         </w:tc>
@@ -374,13 +371,7 @@
               <w:rPr>
                 <w:b/>
               </w:rPr>
-              <w:t xml:space="preserve">Оценка </w:t>
-            </w:r>
-            <w:r>
-              <w:rPr>
-                <w:b/>
-              </w:rPr>
-              <w:t>соответствия требованиям ФГОС подготовленности автора выпускной квалификационной работы</w:t>
+              <w:t>Оценка соответствия требованиям ФГОС подготовленности автора выпускной квалификационной работы</w:t>
             </w:r>
           </w:p>
         </w:tc>
@@ -566,10 +557,7 @@
               <w:jc w:val="left"/>
             </w:pPr>
             <w:r>
-              <w:t xml:space="preserve">Уметь корректно формулировать и ставить задачи </w:t>
-            </w:r>
-            <w:r>
-              <w:t>(проблемы) своей деятельности при выполнении работы, анализировать, диагностировать причины появления проблем, их актуальность</w:t>
+              <w:t>Уметь корректно формулировать и ставить задачи (проблемы) своей деятельности при выполнении работы, анализировать, диагностировать причины появления проблем, их актуальность</w:t>
             </w:r>
           </w:p>
         </w:tc>
@@ -715,10 +703,7 @@
               <w:jc w:val="left"/>
             </w:pPr>
             <w:r>
-              <w:t xml:space="preserve">Уметь использовать информацию – правильно </w:t>
-            </w:r>
-            <w:r>
-              <w:t>оценить и обобщить степень изученности объекта изучения</w:t>
+              <w:t>Уметь использовать информацию – правильно оценить и обобщить степень изученности объекта изучения</w:t>
             </w:r>
           </w:p>
         </w:tc>
@@ -864,10 +849,7 @@
               <w:jc w:val="left"/>
             </w:pPr>
             <w:r>
-              <w:t xml:space="preserve">Владеть современными методами анализа и интерпретации </w:t>
-            </w:r>
-            <w:r>
-              <w:t>полученной информации, оценивать их возможности при решении поставленных задач (проблем)</w:t>
+              <w:t>Владеть современными методами анализа и интерпретации полученной информации, оценивать их возможности при решении поставленных задач (проблем)</w:t>
             </w:r>
           </w:p>
         </w:tc>
@@ -1160,10 +1142,7 @@
               <w:jc w:val="left"/>
             </w:pPr>
             <w:r>
-              <w:t xml:space="preserve">Знать методы </w:t>
-            </w:r>
-            <w:r>
-              <w:t>системного анализа</w:t>
+              <w:t>Знать методы системного анализа</w:t>
             </w:r>
           </w:p>
         </w:tc>
@@ -1382,10 +1361,7 @@
               <w:jc w:val="left"/>
             </w:pPr>
             <w:r>
-              <w:t>Уметь пользоваться научной литера</w:t>
-            </w:r>
-            <w:r>
-              <w:t>турой профессиональной направленности</w:t>
+              <w:t>Уметь пользоваться научной литературой профессиональной направленности</w:t>
             </w:r>
           </w:p>
         </w:tc>
@@ -1788,10 +1764,7 @@
               <w:pStyle w:val="TableText"/>
             </w:pPr>
             <w:r>
-              <w:t xml:space="preserve">Заключение и предлагаемая оценка выпускной </w:t>
-            </w:r>
-            <w:r>
-              <w:t>квалификационной работы</w:t>
+              <w:t>Заключение и предлагаемая оценка выпускной квалификационной работы</w:t>
             </w:r>
           </w:p>
         </w:tc>
@@ -2044,7 +2017,18 @@
             <w:pPr>
               <w:pStyle w:val="TableText"/>
               <w:jc w:val="center"/>
-            </w:pPr>
+              <w:rPr>
+                <w:i/>
+                <w:iCs/>
+              </w:rPr>
+            </w:pPr>
+            <w:r>
+              <w:rPr>
+                <w:i/>
+                <w:iCs/>
+              </w:rPr>
+              <w:t>Макаров Д.А.</w:t>
+            </w:r>
           </w:p>
         </w:tc>
         <w:tc>
@@ -2285,12 +2269,28 @@
             <w:pPr>
               <w:pStyle w:val="TableText"/>
               <w:jc w:val="center"/>
+              <w:rPr>
+                <w:lang w:val="en-US"/>
+              </w:rPr>
             </w:pPr>
             <w:r>
               <w:rPr>
                 <w:i/>
               </w:rPr>
-              <w:t>И.Д. Семенов</w:t>
+              <w:t>Семенов</w:t>
+            </w:r>
+            <w:r>
+              <w:rPr>
+                <w:i/>
+                <w:lang w:val="en-US"/>
+              </w:rPr>
+              <w:t xml:space="preserve"> </w:t>
+            </w:r>
+            <w:r>
+              <w:rPr>
+                <w:i/>
+              </w:rPr>
+              <w:t>И.Д.</w:t>
             </w:r>
           </w:p>
         </w:tc>
@@ -2400,6 +2400,7 @@
         <w:docPartUnique/>
       </w:docPartObj>
     </w:sdtPr>
+    <w:sdtEndPr/>
     <w:sdtContent>
       <w:p>
         <w:pPr>
@@ -2461,6 +2462,7 @@
         <w:docPartUnique/>
       </w:docPartObj>
     </w:sdtPr>
+    <w:sdtEndPr/>
     <w:sdtContent>
       <w:p>
         <w:pPr>
